--- a/Document/@07.VVT_Raywatt.docx
+++ b/Document/@07.VVT_Raywatt.docx
@@ -931,8 +931,6 @@
           </w:tcPr>
           <w:p>
             <w:pPr>
-              <w:wordWrap/>
-              <w:jc w:val="center"/>
               <w:rPr>
                 <w:rFonts w:asciiTheme="minorEastAsia" w:eastAsiaTheme="minorEastAsia" w:hAnsiTheme="minorEastAsia" w:cs="Arial"/>
                 <w:szCs w:val="20"/>
@@ -962,10 +960,6 @@
           </w:tcPr>
           <w:p>
             <w:pPr>
-              <w:wordWrap/>
-              <w:adjustRightInd w:val="0"/>
-              <w:snapToGrid w:val="0"/>
-              <w:jc w:val="center"/>
               <w:rPr>
                 <w:rFonts w:asciiTheme="minorEastAsia" w:eastAsiaTheme="minorEastAsia" w:hAnsiTheme="minorEastAsia" w:cs="Arial"/>
                 <w:szCs w:val="20"/>
@@ -1023,9 +1017,6 @@
           </w:tcPr>
           <w:p>
             <w:pPr>
-              <w:wordWrap/>
-              <w:jc w:val="center"/>
-              <w:outlineLvl w:val="1"/>
               <w:rPr>
                 <w:rFonts w:asciiTheme="minorEastAsia" w:eastAsiaTheme="minorEastAsia" w:hAnsiTheme="minorEastAsia" w:cs="Arial"/>
                 <w:szCs w:val="20"/>
@@ -2358,7 +2349,6 @@
           </w:tcPr>
           <w:p>
             <w:pPr>
-              <w:wordWrap/>
               <w:rPr>
                 <w:rFonts w:ascii="Arial" w:eastAsiaTheme="minorHAnsi" w:hAnsi="Arial" w:cs="Arial"/>
                 <w:sz w:val="22"/>
@@ -2388,8 +2378,6 @@
           </w:tcPr>
           <w:p>
             <w:pPr>
-              <w:wordWrap/>
-              <w:outlineLvl w:val="1"/>
               <w:rPr>
                 <w:rFonts w:ascii="Arial" w:eastAsiaTheme="minorHAnsi" w:hAnsi="Arial" w:cs="Arial"/>
                 <w:sz w:val="22"/>
@@ -2439,7 +2427,6 @@
           </w:tcPr>
           <w:p>
             <w:pPr>
-              <w:wordWrap/>
               <w:rPr>
                 <w:rFonts w:ascii="Arial" w:eastAsiaTheme="minorHAnsi" w:hAnsi="Arial" w:cs="Arial"/>
                 <w:sz w:val="22"/>
@@ -2468,8 +2455,6 @@
           </w:tcPr>
           <w:p>
             <w:pPr>
-              <w:wordWrap/>
-              <w:outlineLvl w:val="1"/>
               <w:rPr>
                 <w:rFonts w:ascii="Arial" w:eastAsiaTheme="minorHAnsi" w:hAnsi="Arial" w:cs="Arial"/>
                 <w:sz w:val="22"/>
@@ -2566,7 +2551,6 @@
           </w:tcPr>
           <w:p>
             <w:pPr>
-              <w:wordWrap/>
               <w:rPr>
                 <w:rFonts w:ascii="Arial" w:eastAsiaTheme="minorHAnsi" w:hAnsi="Arial" w:cs="Arial"/>
                 <w:sz w:val="22"/>
@@ -2607,8 +2591,6 @@
           </w:tcPr>
           <w:p>
             <w:pPr>
-              <w:wordWrap/>
-              <w:outlineLvl w:val="1"/>
               <w:rPr>
                 <w:rFonts w:ascii="Arial" w:eastAsiaTheme="minorHAnsi" w:hAnsi="Arial" w:cs="Arial"/>
                 <w:sz w:val="22"/>
@@ -2635,7 +2617,6 @@
           </w:tcPr>
           <w:p>
             <w:pPr>
-              <w:wordWrap/>
               <w:rPr>
                 <w:rFonts w:ascii="Arial" w:eastAsiaTheme="minorHAnsi" w:hAnsi="Arial" w:cs="Arial"/>
                 <w:sz w:val="22"/>
@@ -2679,8 +2660,6 @@
           </w:tcPr>
           <w:p>
             <w:pPr>
-              <w:wordWrap/>
-              <w:outlineLvl w:val="1"/>
               <w:rPr>
                 <w:rFonts w:ascii="Arial" w:eastAsiaTheme="minorHAnsi" w:hAnsi="Arial" w:cs="Arial"/>
                 <w:sz w:val="22"/>
@@ -2692,9 +2671,16 @@
                 <w:rFonts w:ascii="Arial" w:eastAsiaTheme="minorHAnsi" w:hAnsi="Arial" w:cs="Arial"/>
                 <w:sz w:val="22"/>
                 <w:szCs w:val="22"/>
-                <w:highlight w:val="yellow"/>
               </w:rPr>
               <w:t>1.0</w:t>
+            </w:r>
+            <w:r>
+              <w:rPr>
+                <w:rFonts w:ascii="Arial" w:eastAsiaTheme="minorHAnsi" w:hAnsi="Arial" w:cs="Arial"/>
+                <w:sz w:val="22"/>
+                <w:szCs w:val="22"/>
+              </w:rPr>
+              <w:t>0.00</w:t>
             </w:r>
           </w:p>
         </w:tc>
@@ -2716,7 +2702,6 @@
           </w:tcPr>
           <w:p>
             <w:pPr>
-              <w:wordWrap/>
               <w:rPr>
                 <w:rFonts w:ascii="Arial" w:eastAsiaTheme="minorHAnsi" w:hAnsi="Arial" w:cs="Arial"/>
                 <w:sz w:val="22"/>
@@ -2762,8 +2747,6 @@
           </w:tcPr>
           <w:p>
             <w:pPr>
-              <w:wordWrap/>
-              <w:outlineLvl w:val="1"/>
               <w:rPr>
                 <w:rFonts w:ascii="Arial" w:eastAsiaTheme="minorHAnsi" w:hAnsi="Arial" w:cs="Arial"/>
                 <w:sz w:val="22"/>
@@ -3884,9 +3867,16 @@
                 <w:rFonts w:asciiTheme="minorHAnsi" w:eastAsiaTheme="minorHAnsi" w:hAnsiTheme="minorHAnsi" w:cs="Arial"/>
                 <w:sz w:val="22"/>
                 <w:szCs w:val="20"/>
-                <w:highlight w:val="yellow"/>
               </w:rPr>
               <w:t>1.0</w:t>
+            </w:r>
+            <w:r>
+              <w:rPr>
+                <w:rFonts w:asciiTheme="minorHAnsi" w:eastAsiaTheme="minorHAnsi" w:hAnsiTheme="minorHAnsi" w:cs="Arial"/>
+                <w:sz w:val="22"/>
+                <w:szCs w:val="20"/>
+              </w:rPr>
+              <w:t>0.00</w:t>
             </w:r>
           </w:p>
         </w:tc>

--- a/Document/@07.VVT_Raywatt.docx
+++ b/Document/@07.VVT_Raywatt.docx
@@ -4059,11 +4059,35 @@
             </w:pPr>
             <w:r>
               <w:rPr>
+                <w:rFonts w:asciiTheme="minorHAnsi" w:eastAsiaTheme="minorHAnsi" w:hAnsiTheme="minorHAnsi" w:cs="Arial"/>
+                <w:sz w:val="22"/>
+                <w:szCs w:val="20"/>
+              </w:rPr>
+              <w:t xml:space="preserve">- </w:t>
+            </w:r>
+            <w:r>
+              <w:rPr>
                 <w:rFonts w:asciiTheme="minorHAnsi" w:eastAsiaTheme="minorHAnsi" w:hAnsiTheme="minorHAnsi" w:cs="Arial" w:hint="eastAsia"/>
                 <w:sz w:val="22"/>
                 <w:szCs w:val="20"/>
               </w:rPr>
-              <w:t xml:space="preserve">전원 연결 및 장치 </w:t>
+              <w:t>장비</w:t>
+            </w:r>
+            <w:r>
+              <w:rPr>
+                <w:rFonts w:asciiTheme="minorHAnsi" w:eastAsiaTheme="minorHAnsi" w:hAnsiTheme="minorHAnsi" w:cs="Arial" w:hint="eastAsia"/>
+                <w:sz w:val="22"/>
+                <w:szCs w:val="20"/>
+              </w:rPr>
+              <w:t xml:space="preserve"> </w:t>
+            </w:r>
+            <w:r>
+              <w:rPr>
+                <w:rFonts w:asciiTheme="minorHAnsi" w:eastAsiaTheme="minorHAnsi" w:hAnsiTheme="minorHAnsi" w:cs="Arial" w:hint="eastAsia"/>
+                <w:sz w:val="22"/>
+                <w:szCs w:val="20"/>
+              </w:rPr>
+              <w:t xml:space="preserve">준비 및 전원 </w:t>
             </w:r>
             <w:r>
               <w:rPr>
@@ -4071,15 +4095,26 @@
                 <w:sz w:val="22"/>
                 <w:szCs w:val="20"/>
               </w:rPr>
-              <w:t xml:space="preserve">(Laser, Rotary Junction, Linear Stage) </w:t>
-            </w:r>
-            <w:r>
+              <w:t>On</w:t>
+            </w:r>
+          </w:p>
+          <w:p>
+            <w:pPr>
+              <w:wordWrap/>
+              <w:adjustRightInd w:val="0"/>
               <w:rPr>
                 <w:rFonts w:asciiTheme="minorHAnsi" w:eastAsiaTheme="minorHAnsi" w:hAnsiTheme="minorHAnsi" w:cs="Arial" w:hint="eastAsia"/>
                 <w:sz w:val="22"/>
                 <w:szCs w:val="20"/>
               </w:rPr>
-              <w:t xml:space="preserve">전원 </w:t>
+            </w:pPr>
+            <w:r>
+              <w:rPr>
+                <w:rFonts w:asciiTheme="minorHAnsi" w:eastAsiaTheme="minorHAnsi" w:hAnsiTheme="minorHAnsi" w:cs="Arial" w:hint="eastAsia"/>
+                <w:sz w:val="22"/>
+                <w:szCs w:val="20"/>
+              </w:rPr>
+              <w:t>-</w:t>
             </w:r>
             <w:r>
               <w:rPr>
@@ -4087,7 +4122,49 @@
                 <w:sz w:val="22"/>
                 <w:szCs w:val="20"/>
               </w:rPr>
-              <w:t>On</w:t>
+              <w:t xml:space="preserve"> </w:t>
+            </w:r>
+            <w:proofErr w:type="spellStart"/>
+            <w:r>
+              <w:rPr>
+                <w:rFonts w:asciiTheme="minorHAnsi" w:eastAsiaTheme="minorHAnsi" w:hAnsiTheme="minorHAnsi" w:cs="Arial" w:hint="eastAsia"/>
+                <w:sz w:val="22"/>
+                <w:szCs w:val="20"/>
+              </w:rPr>
+              <w:t>카테터</w:t>
+            </w:r>
+            <w:proofErr w:type="spellEnd"/>
+            <w:r>
+              <w:rPr>
+                <w:rFonts w:asciiTheme="minorHAnsi" w:eastAsiaTheme="minorHAnsi" w:hAnsiTheme="minorHAnsi" w:cs="Arial"/>
+                <w:sz w:val="22"/>
+                <w:szCs w:val="20"/>
+              </w:rPr>
+              <w:t xml:space="preserve"> </w:t>
+            </w:r>
+            <w:r>
+              <w:rPr>
+                <w:rFonts w:asciiTheme="minorHAnsi" w:eastAsiaTheme="minorHAnsi" w:hAnsiTheme="minorHAnsi" w:cs="Arial" w:hint="eastAsia"/>
+                <w:sz w:val="22"/>
+                <w:szCs w:val="20"/>
+              </w:rPr>
+              <w:t xml:space="preserve">준비 및 </w:t>
+            </w:r>
+            <w:r>
+              <w:rPr>
+                <w:rFonts w:asciiTheme="minorHAnsi" w:eastAsiaTheme="minorHAnsi" w:hAnsiTheme="minorHAnsi" w:cs="Arial"/>
+                <w:sz w:val="22"/>
+                <w:szCs w:val="20"/>
+              </w:rPr>
+              <w:t>Rotary Junction</w:t>
+            </w:r>
+            <w:r>
+              <w:rPr>
+                <w:rFonts w:asciiTheme="minorHAnsi" w:eastAsiaTheme="minorHAnsi" w:hAnsiTheme="minorHAnsi" w:cs="Arial" w:hint="eastAsia"/>
+                <w:sz w:val="22"/>
+                <w:szCs w:val="20"/>
+              </w:rPr>
+              <w:t>에 연결</w:t>
             </w:r>
           </w:p>
         </w:tc>
@@ -4145,15 +4222,7 @@
                 <w:sz w:val="22"/>
                 <w:szCs w:val="20"/>
               </w:rPr>
-              <w:t xml:space="preserve">Calibration </w:t>
-            </w:r>
-            <w:r>
-              <w:rPr>
-                <w:rFonts w:asciiTheme="minorHAnsi" w:eastAsiaTheme="minorHAnsi" w:hAnsiTheme="minorHAnsi" w:cs="Arial" w:hint="eastAsia"/>
-                <w:sz w:val="22"/>
-                <w:szCs w:val="20"/>
-              </w:rPr>
-              <w:t xml:space="preserve">및 </w:t>
+              <w:t>SW</w:t>
             </w:r>
             <w:r>
               <w:rPr>
@@ -4161,39 +4230,7 @@
                 <w:sz w:val="22"/>
                 <w:szCs w:val="20"/>
               </w:rPr>
-              <w:t xml:space="preserve">Config </w:t>
-            </w:r>
-            <w:r>
-              <w:rPr>
-                <w:rFonts w:asciiTheme="minorHAnsi" w:eastAsiaTheme="minorHAnsi" w:hAnsiTheme="minorHAnsi" w:cs="Arial" w:hint="eastAsia"/>
-                <w:sz w:val="22"/>
-                <w:szCs w:val="20"/>
-              </w:rPr>
-              <w:t>파일 설정,</w:t>
-            </w:r>
-            <w:r>
-              <w:rPr>
-                <w:rFonts w:asciiTheme="minorHAnsi" w:eastAsiaTheme="minorHAnsi" w:hAnsiTheme="minorHAnsi" w:cs="Arial"/>
-                <w:sz w:val="22"/>
-                <w:szCs w:val="20"/>
-              </w:rPr>
-              <w:t xml:space="preserve"> V1.0 </w:t>
-            </w:r>
-            <w:r>
-              <w:rPr>
-                <w:rFonts w:asciiTheme="minorHAnsi" w:eastAsiaTheme="minorHAnsi" w:hAnsiTheme="minorHAnsi" w:cs="Arial" w:hint="eastAsia"/>
-                <w:sz w:val="22"/>
-                <w:szCs w:val="20"/>
-              </w:rPr>
-              <w:t>업데이트 및 S</w:t>
-            </w:r>
-            <w:r>
-              <w:rPr>
-                <w:rFonts w:asciiTheme="minorHAnsi" w:eastAsiaTheme="minorHAnsi" w:hAnsiTheme="minorHAnsi" w:cs="Arial"/>
-                <w:sz w:val="22"/>
-                <w:szCs w:val="20"/>
-              </w:rPr>
-              <w:t xml:space="preserve">W </w:t>
+              <w:t xml:space="preserve"> </w:t>
             </w:r>
             <w:r>
               <w:rPr>
@@ -27401,27 +27438,7 @@
                 <w:kern w:val="0"/>
                 <w:szCs w:val="20"/>
               </w:rPr>
-              <w:t xml:space="preserve">This warning indicates that a function that takes a buffer and a size is being passed </w:t>
-            </w:r>
-            <w:proofErr w:type="gramStart"/>
-            <w:r>
-              <w:rPr>
-                <w:rFonts w:ascii="Tahoma" w:eastAsia="Times New Roman" w:hAnsi="Tahoma" w:cs="Tahoma"/>
-                <w:color w:val="000000"/>
-                <w:kern w:val="0"/>
-                <w:szCs w:val="20"/>
-              </w:rPr>
-              <w:t>a</w:t>
-            </w:r>
-            <w:proofErr w:type="gramEnd"/>
-            <w:r>
-              <w:rPr>
-                <w:rFonts w:ascii="Tahoma" w:eastAsia="Times New Roman" w:hAnsi="Tahoma" w:cs="Tahoma"/>
-                <w:color w:val="000000"/>
-                <w:kern w:val="0"/>
-                <w:szCs w:val="20"/>
-              </w:rPr>
-              <w:t xml:space="preserve"> unchecked size. The data read-in from some external source has not been verified to see whether it is smaller than the buffer size. An attacker might intentionally specify a much larger than expected value for the size, which will lead to a buffer overrun.</w:t>
+              <w:t>This warning indicates that a function that takes a buffer and a size is being passed a unchecked size. The data read-in from some external source has not been verified to see whether it is smaller than the buffer size. An attacker might intentionally specify a much larger than expected value for the size, which will lead to a buffer overrun.</w:t>
             </w:r>
           </w:p>
         </w:tc>
